--- a/docs/security-gateway-and-guardrail.ru.docx
+++ b/docs/security-gateway-and-guardrail.ru.docx
@@ -43,7 +43,7 @@
           <w:sz w:val="20"/>
           <w:szCs w:val="20"/>
         </w:rPr>
-        <w:t xml:space="preserve">Описание решения · версия 0.2 · октябрь 2026</w:t>
+        <w:t xml:space="preserve">Описание решения · версия 0.3 · октябрь 2026</w:t>
       </w:r>
     </w:p>
     <w:p>
@@ -127,7 +127,7 @@
         <w:t xml:space="preserve">Security Gateway</w:t>
       </w:r>
       <w:r>
-        <w:t xml:space="preserve"> — отдельный сервис в сетевом пути между Open WebUI и LiteLLM. Основная точка контроля: анализ текста (Presidio, Natasha, Gitleaks, правила политики) и проверка файлов (ClamAV, Apache Tika).</w:t>
+        <w:t xml:space="preserve"> — отдельный сервис в сетевом пути между Open WebUI и LiteLLM. Основная точка контроля: анализ текста (Presidio, Natasha, Gitleaks, правила политики и те же правила, что в guardrail) и проверка файлов (ClamAV, Apache Tika).</w:t>
       </w:r>
     </w:p>
     <w:p>
@@ -148,6 +148,11 @@
       </w:r>
       <w:r>
         <w:t xml:space="preserve"> — проверка внутри LiteLLM перед каждым вызовом модели. Второй уровень на регулярных выражениях; защищает и тех клиентов, которые обращаются к LiteLLM напрямую, минуя gateway.</w:t>
+      </w:r>
+    </w:p>
+    <w:p>
+      <w:r>
+        <w:t xml:space="preserve">Регулярные правила guardrail (prompt injection, jailbreak, опасные действия, дополнительные форматы ПДн и секретов) применяет и gateway, поэтому оба уровня одинаково реагируют на текстовые запросы. Совпадение правил проверяется автотестом.</w:t>
       </w:r>
     </w:p>
     <w:p>
@@ -703,7 +708,61 @@
                 <w:sz w:val="18"/>
                 <w:szCs w:val="18"/>
               </w:rPr>
-              <w:t xml:space="preserve">Проверка текста без отправки в модель; возвращает решение и найденные категории. Используется фильтром Open WebUI</w:t>
+              <w:t xml:space="preserve">Проверка текста как сообщения пользователя, без отправки в модель; возвращает решение и найденные категории</w:t>
+            </w:r>
+          </w:p>
+        </w:tc>
+      </w:tr>
+      <w:tr>
+        <w:trPr>
+          <w:cantSplit/>
+        </w:trPr>
+        <w:tc>
+          <w:tcPr>
+            <w:tcW w:type="dxa" w:w="3300"/>
+            <w:tcMar>
+              <w:top w:type="dxa" w:w="70"/>
+              <w:left w:type="dxa" w:w="110"/>
+              <w:bottom w:type="dxa" w:w="70"/>
+              <w:right w:type="dxa" w:w="110"/>
+            </w:tcMar>
+          </w:tcPr>
+          <w:p>
+            <w:pPr>
+              <w:spacing w:after="0" w:line="252"/>
+            </w:pPr>
+            <w:r>
+              <w:rPr>
+                <w:rFonts w:ascii="Consolas" w:cs="Consolas" w:eastAsia="Consolas" w:hAnsi="Consolas"/>
+                <w:color w:val="1F2937"/>
+                <w:sz w:val="16"/>
+                <w:szCs w:val="16"/>
+              </w:rPr>
+              <w:t xml:space="preserve">POST /v1/scan/messages</w:t>
+            </w:r>
+          </w:p>
+        </w:tc>
+        <w:tc>
+          <w:tcPr>
+            <w:tcW w:type="dxa" w:w="6338"/>
+            <w:tcMar>
+              <w:top w:type="dxa" w:w="70"/>
+              <w:left w:type="dxa" w:w="110"/>
+              <w:bottom w:type="dxa" w:w="70"/>
+              <w:right w:type="dxa" w:w="110"/>
+            </w:tcMar>
+          </w:tcPr>
+          <w:p>
+            <w:pPr>
+              <w:spacing w:after="0" w:line="252"/>
+            </w:pPr>
+            <w:r>
+              <w:rPr>
+                <w:color w:val="1F2937"/>
+                <w:sz w:val="18"/>
+                <w:szCs w:val="18"/>
+              </w:rPr>
+              <w:t xml:space="preserve">Проверка диалога (messages) с учётом ролей сообщений. Используется фильтром Open WebUI</w:t>
             </w:r>
           </w:p>
         </w:tc>
@@ -835,7 +894,7 @@
         <w:t xml:space="preserve">Проверка.</w:t>
       </w:r>
       <w:r>
-        <w:t xml:space="preserve"> Текст проходит все детекторы (раздел 3.3). Проверка выполняется в отдельном пуле потоков и не задерживает другие запросы и потоковые ответы.</w:t>
+        <w:t xml:space="preserve"> Каждый фрагмент текста помечается ролью сообщения (system, user, assistant, tool) и проходит детекторы (раздел 3.3) с учётом роли (раздел 3.4). Проверка выполняется в отдельном пуле потоков и не задерживает другие запросы и потоковые ответы.</w:t>
       </w:r>
     </w:p>
     <w:p>
@@ -1151,9 +1210,9 @@
         <w:tblLayout w:type="fixed"/>
       </w:tblPr>
       <w:tblGrid>
-        <w:gridCol w:w="1900"/>
-        <w:gridCol w:w="3500"/>
-        <w:gridCol w:w="4238"/>
+        <w:gridCol w:w="2450"/>
+        <w:gridCol w:w="3250"/>
+        <w:gridCol w:w="3938"/>
       </w:tblGrid>
       <w:tr>
         <w:trPr>
@@ -1162,7 +1221,7 @@
         </w:trPr>
         <w:tc>
           <w:tcPr>
-            <w:tcW w:type="dxa" w:w="1900"/>
+            <w:tcW w:type="dxa" w:w="2450"/>
             <w:shd w:fill="DCE6F4" w:color="auto" w:val="clear"/>
             <w:tcMar>
               <w:top w:type="dxa" w:w="70"/>
@@ -1189,7 +1248,7 @@
         </w:tc>
         <w:tc>
           <w:tcPr>
-            <w:tcW w:type="dxa" w:w="3500"/>
+            <w:tcW w:type="dxa" w:w="3250"/>
             <w:shd w:fill="DCE6F4" w:color="auto" w:val="clear"/>
             <w:tcMar>
               <w:top w:type="dxa" w:w="70"/>
@@ -1216,7 +1275,7 @@
         </w:tc>
         <w:tc>
           <w:tcPr>
-            <w:tcW w:type="dxa" w:w="4238"/>
+            <w:tcW w:type="dxa" w:w="3938"/>
             <w:shd w:fill="DCE6F4" w:color="auto" w:val="clear"/>
             <w:tcMar>
               <w:top w:type="dxa" w:w="70"/>
@@ -1248,7 +1307,7 @@
         </w:trPr>
         <w:tc>
           <w:tcPr>
-            <w:tcW w:type="dxa" w:w="1900"/>
+            <w:tcW w:type="dxa" w:w="2450"/>
             <w:tcMar>
               <w:top w:type="dxa" w:w="70"/>
               <w:left w:type="dxa" w:w="110"/>
@@ -1273,49 +1332,49 @@
         </w:tc>
         <w:tc>
           <w:tcPr>
-            <w:tcW w:type="dxa" w:w="3500"/>
-            <w:tcMar>
-              <w:top w:type="dxa" w:w="70"/>
-              <w:left w:type="dxa" w:w="110"/>
-              <w:bottom w:type="dxa" w:w="70"/>
-              <w:right w:type="dxa" w:w="110"/>
-            </w:tcMar>
-          </w:tcPr>
-          <w:p>
-            <w:pPr>
-              <w:spacing w:after="0" w:line="252"/>
-            </w:pPr>
-            <w:r>
-              <w:rPr>
-                <w:color w:val="1F2937"/>
-                <w:sz w:val="18"/>
-                <w:szCs w:val="18"/>
-              </w:rPr>
-              <w:t xml:space="preserve">Email, телефоны РФ, паспорт РФ, СНИЛС, ИНН, номера банковских карт; ФИО — при включении в политике</w:t>
-            </w:r>
-          </w:p>
-        </w:tc>
-        <w:tc>
-          <w:tcPr>
-            <w:tcW w:type="dxa" w:w="4238"/>
-            <w:tcMar>
-              <w:top w:type="dxa" w:w="70"/>
-              <w:left w:type="dxa" w:w="110"/>
-              <w:bottom w:type="dxa" w:w="70"/>
-              <w:right w:type="dxa" w:w="110"/>
-            </w:tcMar>
-          </w:tcPr>
-          <w:p>
-            <w:pPr>
-              <w:spacing w:after="0" w:line="252"/>
-            </w:pPr>
-            <w:r>
-              <w:rPr>
-                <w:color w:val="1F2937"/>
-                <w:sz w:val="18"/>
-                <w:szCs w:val="18"/>
-              </w:rPr>
-              <w:t xml:space="preserve">Шаблоны Presidio с проверкой контрольных сумм: алгоритм Луна и префикс 2–6 для карт, алгоритмы СНИЛС и ИНН. Номер паспорта засчитывается только рядом со словами «паспорт», «серия», «passport». ФИО распознаёт Natasha (NER)</w:t>
+            <w:tcW w:type="dxa" w:w="3250"/>
+            <w:tcMar>
+              <w:top w:type="dxa" w:w="70"/>
+              <w:left w:type="dxa" w:w="110"/>
+              <w:bottom w:type="dxa" w:w="70"/>
+              <w:right w:type="dxa" w:w="110"/>
+            </w:tcMar>
+          </w:tcPr>
+          <w:p>
+            <w:pPr>
+              <w:spacing w:after="0" w:line="252"/>
+            </w:pPr>
+            <w:r>
+              <w:rPr>
+                <w:color w:val="1F2937"/>
+                <w:sz w:val="18"/>
+                <w:szCs w:val="18"/>
+              </w:rPr>
+              <w:t xml:space="preserve">Email, телефоны (РФ и международные), паспорт РФ, СНИЛС, ИНН, номера банковских карт, ФИО с пометкой «ФИО»; любые ФИО — при включении в политике</w:t>
+            </w:r>
+          </w:p>
+        </w:tc>
+        <w:tc>
+          <w:tcPr>
+            <w:tcW w:type="dxa" w:w="3938"/>
+            <w:tcMar>
+              <w:top w:type="dxa" w:w="70"/>
+              <w:left w:type="dxa" w:w="110"/>
+              <w:bottom w:type="dxa" w:w="70"/>
+              <w:right w:type="dxa" w:w="110"/>
+            </w:tcMar>
+          </w:tcPr>
+          <w:p>
+            <w:pPr>
+              <w:spacing w:after="0" w:line="252"/>
+            </w:pPr>
+            <w:r>
+              <w:rPr>
+                <w:color w:val="1F2937"/>
+                <w:sz w:val="18"/>
+                <w:szCs w:val="18"/>
+              </w:rPr>
+              <w:t xml:space="preserve">Шаблоны Presidio с проверкой контрольных сумм: алгоритм Луна и префикс 2–6 для карт, алгоритмы СНИЛС и ИНН. Номер паспорта засчитывается только рядом со словами «паспорт», «серия», «passport». Дополнительные форматы — правилами guardrail. ФИО распознаёт Natasha (NER)</w:t>
             </w:r>
           </w:p>
         </w:tc>
@@ -1326,7 +1385,7 @@
         </w:trPr>
         <w:tc>
           <w:tcPr>
-            <w:tcW w:type="dxa" w:w="1900"/>
+            <w:tcW w:type="dxa" w:w="2450"/>
             <w:tcMar>
               <w:top w:type="dxa" w:w="70"/>
               <w:left w:type="dxa" w:w="110"/>
@@ -1351,7 +1410,7 @@
         </w:tc>
         <w:tc>
           <w:tcPr>
-            <w:tcW w:type="dxa" w:w="3500"/>
+            <w:tcW w:type="dxa" w:w="3250"/>
             <w:tcMar>
               <w:top w:type="dxa" w:w="70"/>
               <w:left w:type="dxa" w:w="110"/>
@@ -1375,25 +1434,25 @@
         </w:tc>
         <w:tc>
           <w:tcPr>
-            <w:tcW w:type="dxa" w:w="4238"/>
-            <w:tcMar>
-              <w:top w:type="dxa" w:w="70"/>
-              <w:left w:type="dxa" w:w="110"/>
-              <w:bottom w:type="dxa" w:w="70"/>
-              <w:right w:type="dxa" w:w="110"/>
-            </w:tcMar>
-          </w:tcPr>
-          <w:p>
-            <w:pPr>
-              <w:spacing w:after="0" w:line="252"/>
-            </w:pPr>
-            <w:r>
-              <w:rPr>
-                <w:color w:val="1F2937"/>
-                <w:sz w:val="18"/>
-                <w:szCs w:val="18"/>
-              </w:rPr>
-              <w:t xml:space="preserve">Gitleaks со встроенным набором правил. Текст передаётся процессу через stdin, найденные значения в отчёте маскируются</w:t>
+            <w:tcW w:type="dxa" w:w="3938"/>
+            <w:tcMar>
+              <w:top w:type="dxa" w:w="70"/>
+              <w:left w:type="dxa" w:w="110"/>
+              <w:bottom w:type="dxa" w:w="70"/>
+              <w:right w:type="dxa" w:w="110"/>
+            </w:tcMar>
+          </w:tcPr>
+          <w:p>
+            <w:pPr>
+              <w:spacing w:after="0" w:line="252"/>
+            </w:pPr>
+            <w:r>
+              <w:rPr>
+                <w:color w:val="1F2937"/>
+                <w:sz w:val="18"/>
+                <w:szCs w:val="18"/>
+              </w:rPr>
+              <w:t xml:space="preserve">Gitleaks со встроенным набором правил; дополнительно правила guardrail («пароль: …», заголовки Authorization, строки подключения к БД). Значения в отчётах маскируются</w:t>
             </w:r>
           </w:p>
         </w:tc>
@@ -1404,7 +1463,7 @@
         </w:trPr>
         <w:tc>
           <w:tcPr>
-            <w:tcW w:type="dxa" w:w="1900"/>
+            <w:tcW w:type="dxa" w:w="2450"/>
             <w:tcMar>
               <w:top w:type="dxa" w:w="70"/>
               <w:left w:type="dxa" w:w="110"/>
@@ -1429,7 +1488,7 @@
         </w:tc>
         <w:tc>
           <w:tcPr>
-            <w:tcW w:type="dxa" w:w="3500"/>
+            <w:tcW w:type="dxa" w:w="3250"/>
             <w:tcMar>
               <w:top w:type="dxa" w:w="70"/>
               <w:left w:type="dxa" w:w="110"/>
@@ -1453,7 +1512,7 @@
         </w:tc>
         <w:tc>
           <w:tcPr>
-            <w:tcW w:type="dxa" w:w="4238"/>
+            <w:tcW w:type="dxa" w:w="3938"/>
             <w:tcMar>
               <w:top w:type="dxa" w:w="70"/>
               <w:left w:type="dxa" w:w="110"/>
@@ -1516,7 +1575,7 @@
         </w:trPr>
         <w:tc>
           <w:tcPr>
-            <w:tcW w:type="dxa" w:w="1900"/>
+            <w:tcW w:type="dxa" w:w="2450"/>
             <w:tcMar>
               <w:top w:type="dxa" w:w="70"/>
               <w:left w:type="dxa" w:w="110"/>
@@ -1541,49 +1600,66 @@
         </w:tc>
         <w:tc>
           <w:tcPr>
-            <w:tcW w:type="dxa" w:w="3500"/>
-            <w:tcMar>
-              <w:top w:type="dxa" w:w="70"/>
-              <w:left w:type="dxa" w:w="110"/>
-              <w:bottom w:type="dxa" w:w="70"/>
-              <w:right w:type="dxa" w:w="110"/>
-            </w:tcMar>
-          </w:tcPr>
-          <w:p>
-            <w:pPr>
-              <w:spacing w:after="0" w:line="252"/>
-            </w:pPr>
-            <w:r>
-              <w:rPr>
-                <w:color w:val="1F2937"/>
-                <w:sz w:val="18"/>
-                <w:szCs w:val="18"/>
-              </w:rPr>
-              <w:t xml:space="preserve">Требования игнорировать инструкции, раскрыть системный промпт, режимы jailbreak/DAN, просьбы отправить секреты</w:t>
-            </w:r>
-          </w:p>
-        </w:tc>
-        <w:tc>
-          <w:tcPr>
-            <w:tcW w:type="dxa" w:w="4238"/>
-            <w:tcMar>
-              <w:top w:type="dxa" w:w="70"/>
-              <w:left w:type="dxa" w:w="110"/>
-              <w:bottom w:type="dxa" w:w="70"/>
-              <w:right w:type="dxa" w:w="110"/>
-            </w:tcMar>
-          </w:tcPr>
-          <w:p>
-            <w:pPr>
-              <w:spacing w:after="0" w:line="252"/>
-            </w:pPr>
-            <w:r>
-              <w:rPr>
-                <w:color w:val="1F2937"/>
-                <w:sz w:val="18"/>
-                <w:szCs w:val="18"/>
-              </w:rPr>
-              <w:t xml:space="preserve">Регулярные выражения на русском и английском языках</w:t>
+            <w:tcW w:type="dxa" w:w="3250"/>
+            <w:tcMar>
+              <w:top w:type="dxa" w:w="70"/>
+              <w:left w:type="dxa" w:w="110"/>
+              <w:bottom w:type="dxa" w:w="70"/>
+              <w:right w:type="dxa" w:w="110"/>
+            </w:tcMar>
+          </w:tcPr>
+          <w:p>
+            <w:pPr>
+              <w:spacing w:after="0" w:line="252"/>
+            </w:pPr>
+            <w:r>
+              <w:rPr>
+                <w:color w:val="1F2937"/>
+                <w:sz w:val="18"/>
+                <w:szCs w:val="18"/>
+              </w:rPr>
+              <w:t xml:space="preserve">Требования игнорировать инструкции, jailbreak/DAN, смена роли, извлечение системного промпта, отправка данных на внешний адрес, инструкции в base64</w:t>
+            </w:r>
+          </w:p>
+        </w:tc>
+        <w:tc>
+          <w:tcPr>
+            <w:tcW w:type="dxa" w:w="3938"/>
+            <w:tcMar>
+              <w:top w:type="dxa" w:w="70"/>
+              <w:left w:type="dxa" w:w="110"/>
+              <w:bottom w:type="dxa" w:w="70"/>
+              <w:right w:type="dxa" w:w="110"/>
+            </w:tcMar>
+          </w:tcPr>
+          <w:p>
+            <w:pPr>
+              <w:spacing w:after="0" w:line="252"/>
+            </w:pPr>
+            <w:r>
+              <w:rPr>
+                <w:color w:val="1F2937"/>
+                <w:sz w:val="18"/>
+                <w:szCs w:val="18"/>
+              </w:rPr>
+              <w:t xml:space="preserve">Правила guardrail на русском и английском языках (детекторы </w:t>
+            </w:r>
+            <w:r>
+              <w:rPr>
+                <w:rFonts w:ascii="Consolas" w:cs="Consolas" w:eastAsia="Consolas" w:hAnsi="Consolas"/>
+                <w:color w:val="1F2937"/>
+                <w:sz w:val="16"/>
+                <w:szCs w:val="16"/>
+              </w:rPr>
+              <w:t xml:space="preserve">RULE:&lt;тип&gt;</w:t>
+            </w:r>
+            <w:r>
+              <w:rPr>
+                <w:color w:val="1F2937"/>
+                <w:sz w:val="18"/>
+                <w:szCs w:val="18"/>
+              </w:rPr>
+              <w:t xml:space="preserve">)</w:t>
             </w:r>
           </w:p>
         </w:tc>
@@ -1594,7 +1670,7 @@
         </w:trPr>
         <w:tc>
           <w:tcPr>
-            <w:tcW w:type="dxa" w:w="1900"/>
+            <w:tcW w:type="dxa" w:w="2450"/>
             <w:tcMar>
               <w:top w:type="dxa" w:w="70"/>
               <w:left w:type="dxa" w:w="110"/>
@@ -1613,32 +1689,77 @@
                 <w:sz w:val="16"/>
                 <w:szCs w:val="16"/>
               </w:rPr>
-              <w:t xml:space="preserve">POLICY</w:t>
-            </w:r>
-          </w:p>
-        </w:tc>
-        <w:tc>
-          <w:tcPr>
-            <w:tcW w:type="dxa" w:w="3500"/>
-            <w:tcMar>
-              <w:top w:type="dxa" w:w="70"/>
-              <w:left w:type="dxa" w:w="110"/>
-              <w:bottom w:type="dxa" w:w="70"/>
-              <w:right w:type="dxa" w:w="110"/>
-            </w:tcMar>
-          </w:tcPr>
-          <w:p>
-            <w:pPr>
-              <w:spacing w:after="0" w:line="252"/>
-            </w:pPr>
-            <w:r>
-              <w:rPr>
-                <w:color w:val="1F2937"/>
-                <w:sz w:val="18"/>
-                <w:szCs w:val="18"/>
-              </w:rPr>
-              <w:t xml:space="preserve">Текст длиннее </w:t>
-            </w:r>
+              <w:t xml:space="preserve">UNSAFE_ACTION</w:t>
+            </w:r>
+          </w:p>
+        </w:tc>
+        <w:tc>
+          <w:tcPr>
+            <w:tcW w:type="dxa" w:w="3250"/>
+            <w:tcMar>
+              <w:top w:type="dxa" w:w="70"/>
+              <w:left w:type="dxa" w:w="110"/>
+              <w:bottom w:type="dxa" w:w="70"/>
+              <w:right w:type="dxa" w:w="110"/>
+            </w:tcMar>
+          </w:tcPr>
+          <w:p>
+            <w:pPr>
+              <w:spacing w:after="0" w:line="252"/>
+            </w:pPr>
+            <w:r>
+              <w:rPr>
+                <w:color w:val="1F2937"/>
+                <w:sz w:val="18"/>
+                <w:szCs w:val="18"/>
+              </w:rPr>
+              <w:t xml:space="preserve">Запуск команд оболочки и разрушительные команды, опасный SQL, XSS, обращения к localhost и метаданным облака, массовое удаление, запрос прав администратора</w:t>
+            </w:r>
+          </w:p>
+        </w:tc>
+        <w:tc>
+          <w:tcPr>
+            <w:tcW w:type="dxa" w:w="3938"/>
+            <w:tcMar>
+              <w:top w:type="dxa" w:w="70"/>
+              <w:left w:type="dxa" w:w="110"/>
+              <w:bottom w:type="dxa" w:w="70"/>
+              <w:right w:type="dxa" w:w="110"/>
+            </w:tcMar>
+          </w:tcPr>
+          <w:p>
+            <w:pPr>
+              <w:spacing w:after="0" w:line="252"/>
+            </w:pPr>
+            <w:r>
+              <w:rPr>
+                <w:color w:val="1F2937"/>
+                <w:sz w:val="18"/>
+                <w:szCs w:val="18"/>
+              </w:rPr>
+              <w:t xml:space="preserve">Правила guardrail; только в сообщениях пользователя</w:t>
+            </w:r>
+          </w:p>
+        </w:tc>
+      </w:tr>
+      <w:tr>
+        <w:trPr>
+          <w:cantSplit/>
+        </w:trPr>
+        <w:tc>
+          <w:tcPr>
+            <w:tcW w:type="dxa" w:w="2450"/>
+            <w:tcMar>
+              <w:top w:type="dxa" w:w="70"/>
+              <w:left w:type="dxa" w:w="110"/>
+              <w:bottom w:type="dxa" w:w="70"/>
+              <w:right w:type="dxa" w:w="110"/>
+            </w:tcMar>
+          </w:tcPr>
+          <w:p>
+            <w:pPr>
+              <w:spacing w:after="0" w:line="252"/>
+            </w:pPr>
             <w:r>
               <w:rPr>
                 <w:rFonts w:ascii="Consolas" w:cs="Consolas" w:eastAsia="Consolas" w:hAnsi="Consolas"/>
@@ -1646,13 +1767,141 @@
                 <w:sz w:val="16"/>
                 <w:szCs w:val="16"/>
               </w:rPr>
+              <w:t xml:space="preserve">UNBOUNDED_CONSUMPTION</w:t>
+            </w:r>
+          </w:p>
+        </w:tc>
+        <w:tc>
+          <w:tcPr>
+            <w:tcW w:type="dxa" w:w="3250"/>
+            <w:tcMar>
+              <w:top w:type="dxa" w:w="70"/>
+              <w:left w:type="dxa" w:w="110"/>
+              <w:bottom w:type="dxa" w:w="70"/>
+              <w:right w:type="dxa" w:w="110"/>
+            </w:tcMar>
+          </w:tcPr>
+          <w:p>
+            <w:pPr>
+              <w:spacing w:after="0" w:line="252"/>
+            </w:pPr>
+            <w:r>
+              <w:rPr>
+                <w:color w:val="1F2937"/>
+                <w:sz w:val="18"/>
+                <w:szCs w:val="18"/>
+              </w:rPr>
+              <w:t xml:space="preserve">Просьбы о бесконечном выводе; сообщение пользователя длиннее </w:t>
+            </w:r>
+            <w:r>
+              <w:rPr>
+                <w:rFonts w:ascii="Consolas" w:cs="Consolas" w:eastAsia="Consolas" w:hAnsi="Consolas"/>
+                <w:color w:val="1F2937"/>
+                <w:sz w:val="16"/>
+                <w:szCs w:val="16"/>
+              </w:rPr>
+              <w:t xml:space="preserve">max_user_message_chars</w:t>
+            </w:r>
+            <w:r>
+              <w:rPr>
+                <w:color w:val="1F2937"/>
+                <w:sz w:val="18"/>
+                <w:szCs w:val="18"/>
+              </w:rPr>
+              <w:t xml:space="preserve"> (30 000 символов)</w:t>
+            </w:r>
+          </w:p>
+        </w:tc>
+        <w:tc>
+          <w:tcPr>
+            <w:tcW w:type="dxa" w:w="3938"/>
+            <w:tcMar>
+              <w:top w:type="dxa" w:w="70"/>
+              <w:left w:type="dxa" w:w="110"/>
+              <w:bottom w:type="dxa" w:w="70"/>
+              <w:right w:type="dxa" w:w="110"/>
+            </w:tcMar>
+          </w:tcPr>
+          <w:p>
+            <w:pPr>
+              <w:spacing w:after="0" w:line="252"/>
+            </w:pPr>
+            <w:r>
+              <w:rPr>
+                <w:color w:val="1F2937"/>
+                <w:sz w:val="18"/>
+                <w:szCs w:val="18"/>
+              </w:rPr>
+              <w:t xml:space="preserve">Правила guardrail</w:t>
+            </w:r>
+          </w:p>
+        </w:tc>
+      </w:tr>
+      <w:tr>
+        <w:trPr>
+          <w:cantSplit/>
+        </w:trPr>
+        <w:tc>
+          <w:tcPr>
+            <w:tcW w:type="dxa" w:w="2450"/>
+            <w:tcMar>
+              <w:top w:type="dxa" w:w="70"/>
+              <w:left w:type="dxa" w:w="110"/>
+              <w:bottom w:type="dxa" w:w="70"/>
+              <w:right w:type="dxa" w:w="110"/>
+            </w:tcMar>
+          </w:tcPr>
+          <w:p>
+            <w:pPr>
+              <w:spacing w:after="0" w:line="252"/>
+            </w:pPr>
+            <w:r>
+              <w:rPr>
+                <w:rFonts w:ascii="Consolas" w:cs="Consolas" w:eastAsia="Consolas" w:hAnsi="Consolas"/>
+                <w:color w:val="1F2937"/>
+                <w:sz w:val="16"/>
+                <w:szCs w:val="16"/>
+              </w:rPr>
+              <w:t xml:space="preserve">POLICY</w:t>
+            </w:r>
+          </w:p>
+        </w:tc>
+        <w:tc>
+          <w:tcPr>
+            <w:tcW w:type="dxa" w:w="3250"/>
+            <w:tcMar>
+              <w:top w:type="dxa" w:w="70"/>
+              <w:left w:type="dxa" w:w="110"/>
+              <w:bottom w:type="dxa" w:w="70"/>
+              <w:right w:type="dxa" w:w="110"/>
+            </w:tcMar>
+          </w:tcPr>
+          <w:p>
+            <w:pPr>
+              <w:spacing w:after="0" w:line="252"/>
+            </w:pPr>
+            <w:r>
+              <w:rPr>
+                <w:color w:val="1F2937"/>
+                <w:sz w:val="18"/>
+                <w:szCs w:val="18"/>
+              </w:rPr>
+              <w:t xml:space="preserve">Текст длиннее </w:t>
+            </w:r>
+            <w:r>
+              <w:rPr>
+                <w:rFonts w:ascii="Consolas" w:cs="Consolas" w:eastAsia="Consolas" w:hAnsi="Consolas"/>
+                <w:color w:val="1F2937"/>
+                <w:sz w:val="16"/>
+                <w:szCs w:val="16"/>
+              </w:rPr>
               <w:t xml:space="preserve">MAX_TEXT_CHARS</w:t>
             </w:r>
           </w:p>
         </w:tc>
         <w:tc>
           <w:tcPr>
-            <w:tcW w:type="dxa" w:w="4238"/>
+            <w:tcW w:type="dxa" w:w="3938"/>
             <w:tcMar>
               <w:top w:type="dxa" w:w="70"/>
               <w:left w:type="dxa" w:w="110"/>
@@ -1686,7 +1935,390 @@
         <w:pStyle w:val="Heading2"/>
       </w:pPr>
       <w:r>
-        <w:t xml:space="preserve">3.4. Проверка файлов</w:t>
+        <w:t xml:space="preserve">3.4. Учёт ролей сообщений</w:t>
+      </w:r>
+    </w:p>
+    <w:p>
+      <w:pPr>
+        <w:keepNext/>
+      </w:pPr>
+      <w:r>
+        <w:t xml:space="preserve">Как и guardrail, gateway применяет правила с учётом ролей:</w:t>
+      </w:r>
+    </w:p>
+    <w:tbl>
+      <w:tblPr>
+        <w:tblW w:type="dxa" w:w="9638"/>
+        <w:tblBorders>
+          <w:top w:val="single" w:color="BFC7D5" w:sz="4"/>
+          <w:left w:val="single" w:color="BFC7D5" w:sz="4"/>
+          <w:bottom w:val="single" w:color="BFC7D5" w:sz="4"/>
+          <w:right w:val="single" w:color="BFC7D5" w:sz="4"/>
+          <w:insideH w:val="single" w:color="BFC7D5" w:sz="4"/>
+          <w:insideV w:val="single" w:color="BFC7D5" w:sz="4"/>
+        </w:tblBorders>
+        <w:tblLayout w:type="fixed"/>
+      </w:tblPr>
+      <w:tblGrid>
+        <w:gridCol w:w="2900"/>
+        <w:gridCol w:w="2100"/>
+        <w:gridCol w:w="4638"/>
+      </w:tblGrid>
+      <w:tr>
+        <w:trPr>
+          <w:cantSplit/>
+          <w:tblHeader/>
+        </w:trPr>
+        <w:tc>
+          <w:tcPr>
+            <w:tcW w:type="dxa" w:w="2900"/>
+            <w:shd w:fill="DCE6F4" w:color="auto" w:val="clear"/>
+            <w:tcMar>
+              <w:top w:type="dxa" w:w="70"/>
+              <w:left w:type="dxa" w:w="110"/>
+              <w:bottom w:type="dxa" w:w="70"/>
+              <w:right w:type="dxa" w:w="110"/>
+            </w:tcMar>
+          </w:tcPr>
+          <w:p>
+            <w:pPr>
+              <w:spacing w:after="0" w:line="252"/>
+            </w:pPr>
+            <w:r>
+              <w:rPr>
+                <w:b/>
+                <w:bCs/>
+                <w:color w:val="1E3A6E"/>
+                <w:sz w:val="18"/>
+                <w:szCs w:val="18"/>
+              </w:rPr>
+              <w:t xml:space="preserve">Проверки</w:t>
+            </w:r>
+          </w:p>
+        </w:tc>
+        <w:tc>
+          <w:tcPr>
+            <w:tcW w:type="dxa" w:w="2100"/>
+            <w:shd w:fill="DCE6F4" w:color="auto" w:val="clear"/>
+            <w:tcMar>
+              <w:top w:type="dxa" w:w="70"/>
+              <w:left w:type="dxa" w:w="110"/>
+              <w:bottom w:type="dxa" w:w="70"/>
+              <w:right w:type="dxa" w:w="110"/>
+            </w:tcMar>
+          </w:tcPr>
+          <w:p>
+            <w:pPr>
+              <w:spacing w:after="0" w:line="252"/>
+            </w:pPr>
+            <w:r>
+              <w:rPr>
+                <w:b/>
+                <w:bCs/>
+                <w:color w:val="1E3A6E"/>
+                <w:sz w:val="18"/>
+                <w:szCs w:val="18"/>
+              </w:rPr>
+              <w:t xml:space="preserve">Роли</w:t>
+            </w:r>
+          </w:p>
+        </w:tc>
+        <w:tc>
+          <w:tcPr>
+            <w:tcW w:type="dxa" w:w="4638"/>
+            <w:shd w:fill="DCE6F4" w:color="auto" w:val="clear"/>
+            <w:tcMar>
+              <w:top w:type="dxa" w:w="70"/>
+              <w:left w:type="dxa" w:w="110"/>
+              <w:bottom w:type="dxa" w:w="70"/>
+              <w:right w:type="dxa" w:w="110"/>
+            </w:tcMar>
+          </w:tcPr>
+          <w:p>
+            <w:pPr>
+              <w:spacing w:after="0" w:line="252"/>
+            </w:pPr>
+            <w:r>
+              <w:rPr>
+                <w:b/>
+                <w:bCs/>
+                <w:color w:val="1E3A6E"/>
+                <w:sz w:val="18"/>
+                <w:szCs w:val="18"/>
+              </w:rPr>
+              <w:t xml:space="preserve">Обоснование</w:t>
+            </w:r>
+          </w:p>
+        </w:tc>
+      </w:tr>
+      <w:tr>
+        <w:trPr>
+          <w:cantSplit/>
+        </w:trPr>
+        <w:tc>
+          <w:tcPr>
+            <w:tcW w:type="dxa" w:w="2900"/>
+            <w:tcMar>
+              <w:top w:type="dxa" w:w="70"/>
+              <w:left w:type="dxa" w:w="110"/>
+              <w:bottom w:type="dxa" w:w="70"/>
+              <w:right w:type="dxa" w:w="110"/>
+            </w:tcMar>
+          </w:tcPr>
+          <w:p>
+            <w:pPr>
+              <w:spacing w:after="0" w:line="252"/>
+            </w:pPr>
+            <w:r>
+              <w:rPr>
+                <w:color w:val="1F2937"/>
+                <w:sz w:val="18"/>
+                <w:szCs w:val="18"/>
+              </w:rPr>
+              <w:t xml:space="preserve">ПДн, секреты, коммерческая тайна</w:t>
+            </w:r>
+          </w:p>
+        </w:tc>
+        <w:tc>
+          <w:tcPr>
+            <w:tcW w:type="dxa" w:w="2100"/>
+            <w:tcMar>
+              <w:top w:type="dxa" w:w="70"/>
+              <w:left w:type="dxa" w:w="110"/>
+              <w:bottom w:type="dxa" w:w="70"/>
+              <w:right w:type="dxa" w:w="110"/>
+            </w:tcMar>
+          </w:tcPr>
+          <w:p>
+            <w:pPr>
+              <w:spacing w:after="0" w:line="252"/>
+            </w:pPr>
+            <w:r>
+              <w:rPr>
+                <w:color w:val="1F2937"/>
+                <w:sz w:val="18"/>
+                <w:szCs w:val="18"/>
+              </w:rPr>
+              <w:t xml:space="preserve">все, включая assistant</w:t>
+            </w:r>
+          </w:p>
+        </w:tc>
+        <w:tc>
+          <w:tcPr>
+            <w:tcW w:type="dxa" w:w="4638"/>
+            <w:tcMar>
+              <w:top w:type="dxa" w:w="70"/>
+              <w:left w:type="dxa" w:w="110"/>
+              <w:bottom w:type="dxa" w:w="70"/>
+              <w:right w:type="dxa" w:w="110"/>
+            </w:tcMar>
+          </w:tcPr>
+          <w:p>
+            <w:pPr>
+              <w:spacing w:after="0" w:line="252"/>
+            </w:pPr>
+            <w:r>
+              <w:rPr>
+                <w:color w:val="1F2937"/>
+                <w:sz w:val="18"/>
+                <w:szCs w:val="18"/>
+              </w:rPr>
+              <w:t xml:space="preserve">Историю диалога формирует клиент, поэтому текст «ответов модели» тоже может прийти от пользователя</w:t>
+            </w:r>
+          </w:p>
+        </w:tc>
+      </w:tr>
+      <w:tr>
+        <w:trPr>
+          <w:cantSplit/>
+        </w:trPr>
+        <w:tc>
+          <w:tcPr>
+            <w:tcW w:type="dxa" w:w="2900"/>
+            <w:tcMar>
+              <w:top w:type="dxa" w:w="70"/>
+              <w:left w:type="dxa" w:w="110"/>
+              <w:bottom w:type="dxa" w:w="70"/>
+              <w:right w:type="dxa" w:w="110"/>
+            </w:tcMar>
+          </w:tcPr>
+          <w:p>
+            <w:pPr>
+              <w:spacing w:after="0" w:line="252"/>
+            </w:pPr>
+            <w:r>
+              <w:rPr>
+                <w:color w:val="1F2937"/>
+                <w:sz w:val="18"/>
+                <w:szCs w:val="18"/>
+              </w:rPr>
+              <w:t xml:space="preserve">Prompt injection, jailbreak, системный промпт, эксфильтрация</w:t>
+            </w:r>
+          </w:p>
+        </w:tc>
+        <w:tc>
+          <w:tcPr>
+            <w:tcW w:type="dxa" w:w="2100"/>
+            <w:tcMar>
+              <w:top w:type="dxa" w:w="70"/>
+              <w:left w:type="dxa" w:w="110"/>
+              <w:bottom w:type="dxa" w:w="70"/>
+              <w:right w:type="dxa" w:w="110"/>
+            </w:tcMar>
+          </w:tcPr>
+          <w:p>
+            <w:pPr>
+              <w:spacing w:after="0" w:line="252"/>
+            </w:pPr>
+            <w:r>
+              <w:rPr>
+                <w:color w:val="1F2937"/>
+                <w:sz w:val="18"/>
+                <w:szCs w:val="18"/>
+              </w:rPr>
+              <w:t xml:space="preserve">user, tool</w:t>
+            </w:r>
+          </w:p>
+        </w:tc>
+        <w:tc>
+          <w:tcPr>
+            <w:tcW w:type="dxa" w:w="4638"/>
+            <w:tcMar>
+              <w:top w:type="dxa" w:w="70"/>
+              <w:left w:type="dxa" w:w="110"/>
+              <w:bottom w:type="dxa" w:w="70"/>
+              <w:right w:type="dxa" w:w="110"/>
+            </w:tcMar>
+          </w:tcPr>
+          <w:p>
+            <w:pPr>
+              <w:spacing w:after="0" w:line="252"/>
+            </w:pPr>
+            <w:r>
+              <w:rPr>
+                <w:color w:val="1F2937"/>
+                <w:sz w:val="18"/>
+                <w:szCs w:val="18"/>
+              </w:rPr>
+              <w:t xml:space="preserve">Атака приходит от пользователя или через результаты инструментов. Системный промпт задаёт оператор</w:t>
+            </w:r>
+          </w:p>
+        </w:tc>
+      </w:tr>
+      <w:tr>
+        <w:trPr>
+          <w:cantSplit/>
+        </w:trPr>
+        <w:tc>
+          <w:tcPr>
+            <w:tcW w:type="dxa" w:w="2900"/>
+            <w:tcMar>
+              <w:top w:type="dxa" w:w="70"/>
+              <w:left w:type="dxa" w:w="110"/>
+              <w:bottom w:type="dxa" w:w="70"/>
+              <w:right w:type="dxa" w:w="110"/>
+            </w:tcMar>
+          </w:tcPr>
+          <w:p>
+            <w:pPr>
+              <w:spacing w:after="0" w:line="252"/>
+            </w:pPr>
+            <w:r>
+              <w:rPr>
+                <w:color w:val="1F2937"/>
+                <w:sz w:val="18"/>
+                <w:szCs w:val="18"/>
+              </w:rPr>
+              <w:t xml:space="preserve">Опасные действия и размер сообщения</w:t>
+            </w:r>
+          </w:p>
+        </w:tc>
+        <w:tc>
+          <w:tcPr>
+            <w:tcW w:type="dxa" w:w="2100"/>
+            <w:tcMar>
+              <w:top w:type="dxa" w:w="70"/>
+              <w:left w:type="dxa" w:w="110"/>
+              <w:bottom w:type="dxa" w:w="70"/>
+              <w:right w:type="dxa" w:w="110"/>
+            </w:tcMar>
+          </w:tcPr>
+          <w:p>
+            <w:pPr>
+              <w:spacing w:after="0" w:line="252"/>
+            </w:pPr>
+            <w:r>
+              <w:rPr>
+                <w:color w:val="1F2937"/>
+                <w:sz w:val="18"/>
+                <w:szCs w:val="18"/>
+              </w:rPr>
+              <w:t xml:space="preserve">user</w:t>
+            </w:r>
+          </w:p>
+        </w:tc>
+        <w:tc>
+          <w:tcPr>
+            <w:tcW w:type="dxa" w:w="4638"/>
+            <w:tcMar>
+              <w:top w:type="dxa" w:w="70"/>
+              <w:left w:type="dxa" w:w="110"/>
+              <w:bottom w:type="dxa" w:w="70"/>
+              <w:right w:type="dxa" w:w="110"/>
+            </w:tcMar>
+          </w:tcPr>
+          <w:p>
+            <w:pPr>
+              <w:spacing w:after="0" w:line="252"/>
+            </w:pPr>
+            <w:r>
+              <w:rPr>
+                <w:color w:val="1F2937"/>
+                <w:sz w:val="18"/>
+                <w:szCs w:val="18"/>
+              </w:rPr>
+              <w:t xml:space="preserve">Результаты инструментов и прошлые ответы модели законно содержат SQL, &lt;script&gt; и адреса localhost</w:t>
+            </w:r>
+          </w:p>
+        </w:tc>
+      </w:tr>
+    </w:tbl>
+    <w:p>
+      <w:pPr>
+        <w:spacing w:after="120" w:before="160"/>
+      </w:pPr>
+      <w:r>
+        <w:t xml:space="preserve">Метод </w:t>
+      </w:r>
+      <w:r>
+        <w:rPr>
+          <w:rFonts w:ascii="Consolas" w:cs="Consolas" w:eastAsia="Consolas" w:hAnsi="Consolas"/>
+          <w:sz w:val="19"/>
+          <w:szCs w:val="19"/>
+        </w:rPr>
+        <w:t xml:space="preserve">/v1/scan/text</w:t>
+      </w:r>
+      <w:r>
+        <w:t xml:space="preserve"> проверяет текст как сообщение пользователя, текст файлов из </w:t>
+      </w:r>
+      <w:r>
+        <w:rPr>
+          <w:rFonts w:ascii="Consolas" w:cs="Consolas" w:eastAsia="Consolas" w:hAnsi="Consolas"/>
+          <w:sz w:val="19"/>
+          <w:szCs w:val="19"/>
+        </w:rPr>
+        <w:t xml:space="preserve">/v1/scan/file</w:t>
+      </w:r>
+      <w:r>
+        <w:t xml:space="preserve"> — как результат инструмента.</w:t>
+      </w:r>
+    </w:p>
+    <w:p>
+      <w:pPr>
+        <w:pStyle w:val="Heading2"/>
+      </w:pPr>
+      <w:r>
+        <w:t xml:space="preserve">3.5. Проверка файлов</w:t>
       </w:r>
     </w:p>
     <w:p>
@@ -1900,7 +2532,7 @@
         <w:pStyle w:val="Heading2"/>
       </w:pPr>
       <w:r>
-        <w:t xml:space="preserve">3.5. Принятие решения и режим fail-closed</w:t>
+        <w:t xml:space="preserve">3.6. Принятие решения и режим fail-closed</w:t>
       </w:r>
     </w:p>
     <w:p>
@@ -1924,7 +2556,7 @@
         <w:t xml:space="preserve">block_categories</w:t>
       </w:r>
       <w:r>
-        <w:t xml:space="preserve"> политики.</w:t>
+        <w:t xml:space="preserve"> политики. Категории вне списка не блокируют, но попадают в результат проверки и журнал.</w:t>
       </w:r>
     </w:p>
     <w:p>
@@ -1937,7 +2569,7 @@
         <w:spacing w:after="60"/>
       </w:pPr>
       <w:r>
-        <w:t xml:space="preserve">Для ПДн учитывается порог </w:t>
+        <w:t xml:space="preserve">Типы правил guardrail из списка </w:t>
       </w:r>
       <w:r>
         <w:rPr>
@@ -1945,10 +2577,21 @@
           <w:sz w:val="19"/>
           <w:szCs w:val="19"/>
         </w:rPr>
-        <w:t xml:space="preserve">pii_score_threshold</w:t>
-      </w:r>
-      <w:r>
-        <w:t xml:space="preserve"> (по умолчанию 0,80). Находки с контрольной суммой и паспорт получают оценку 0,99, email и телефон — 0,85.</w:t>
+        <w:t xml:space="preserve">flag_only_types</w:t>
+      </w:r>
+      <w:r>
+        <w:t xml:space="preserve"> только фиксируются — аналог </w:t>
+      </w:r>
+      <w:r>
+        <w:rPr>
+          <w:rFonts w:ascii="Consolas" w:cs="Consolas" w:eastAsia="Consolas" w:hAnsi="Consolas"/>
+          <w:sz w:val="19"/>
+          <w:szCs w:val="19"/>
+        </w:rPr>
+        <w:t xml:space="preserve">FLAG_ONLY_TYPES</w:t>
+      </w:r>
+      <w:r>
+        <w:t xml:space="preserve"> guardrail.</w:t>
       </w:r>
     </w:p>
     <w:p>
@@ -1961,7 +2604,7 @@
         <w:spacing w:after="60"/>
       </w:pPr>
       <w:r>
-        <w:t xml:space="preserve">ФИО блокируется, только если включён параметр </w:t>
+        <w:t xml:space="preserve">Для ПДн учитывается порог </w:t>
       </w:r>
       <w:r>
         <w:rPr>
@@ -1969,10 +2612,10 @@
           <w:sz w:val="19"/>
           <w:szCs w:val="19"/>
         </w:rPr>
-        <w:t xml:space="preserve">block_person_names</w:t>
-      </w:r>
-      <w:r>
-        <w:t xml:space="preserve">.</w:t>
+        <w:t xml:space="preserve">pii_score_threshold</w:t>
+      </w:r>
+      <w:r>
+        <w:t xml:space="preserve"> (по умолчанию 0,80). Находки с контрольной суммой и паспорт получают оценку 0,99, email и телефон — 0,85.</w:t>
       </w:r>
     </w:p>
     <w:p>
@@ -1985,7 +2628,7 @@
         <w:spacing w:after="60"/>
       </w:pPr>
       <w:r>
-        <w:t xml:space="preserve">При </w:t>
+        <w:t xml:space="preserve">ФИО блокируется, только если включён параметр </w:t>
       </w:r>
       <w:r>
         <w:rPr>
@@ -1993,10 +2636,23 @@
           <w:sz w:val="19"/>
           <w:szCs w:val="19"/>
         </w:rPr>
-        <w:t xml:space="preserve">FAIL_CLOSED=true</w:t>
-      </w:r>
-      <w:r>
-        <w:t xml:space="preserve"> (по умолчанию) отказ любого защитного компонента — Gitleaks, ClamAV, Tika или Natasha — приводит к блокировке с категорией </w:t>
+        <w:t xml:space="preserve">block_person_names</w:t>
+      </w:r>
+      <w:r>
+        <w:t xml:space="preserve">.</w:t>
+      </w:r>
+    </w:p>
+    <w:p>
+      <w:pPr>
+        <w:pStyle w:val="ListParagraph"/>
+        <w:numPr>
+          <w:ilvl w:val="0"/>
+          <w:numId w:val="2"/>
+        </w:numPr>
+        <w:spacing w:after="60"/>
+      </w:pPr>
+      <w:r>
+        <w:t xml:space="preserve">При </w:t>
       </w:r>
       <w:r>
         <w:rPr>
@@ -2004,6 +2660,17 @@
           <w:sz w:val="19"/>
           <w:szCs w:val="19"/>
         </w:rPr>
+        <w:t xml:space="preserve">FAIL_CLOSED=true</w:t>
+      </w:r>
+      <w:r>
+        <w:t xml:space="preserve"> (по умолчанию) отказ любого защитного компонента — Gitleaks, ClamAV, Tika или Natasha — приводит к блокировке с категорией </w:t>
+      </w:r>
+      <w:r>
+        <w:rPr>
+          <w:rFonts w:ascii="Consolas" w:cs="Consolas" w:eastAsia="Consolas" w:hAnsi="Consolas"/>
+          <w:sz w:val="19"/>
+          <w:szCs w:val="19"/>
+        </w:rPr>
         <w:t xml:space="preserve">SECURITY_SERVICE_UNAVAILABLE</w:t>
       </w:r>
       <w:r>
@@ -2015,7 +2682,7 @@
         <w:pStyle w:val="Heading2"/>
       </w:pPr>
       <w:r>
-        <w:t xml:space="preserve">3.6. Настройка</w:t>
+        <w:t xml:space="preserve">3.7. Настройка</w:t>
       </w:r>
     </w:p>
     <w:p>
@@ -2170,7 +2837,166 @@
                 <w:sz w:val="18"/>
                 <w:szCs w:val="18"/>
               </w:rPr>
-              <w:t xml:space="preserve">Категории, которые приводят к блокировке</w:t>
+              <w:t xml:space="preserve">Категории, которые приводят к блокировке (в том числе </w:t>
+            </w:r>
+            <w:r>
+              <w:rPr>
+                <w:rFonts w:ascii="Consolas" w:cs="Consolas" w:eastAsia="Consolas" w:hAnsi="Consolas"/>
+                <w:color w:val="1F2937"/>
+                <w:sz w:val="16"/>
+                <w:szCs w:val="16"/>
+              </w:rPr>
+              <w:t xml:space="preserve">UNSAFE_ACTION</w:t>
+            </w:r>
+            <w:r>
+              <w:rPr>
+                <w:color w:val="1F2937"/>
+                <w:sz w:val="18"/>
+                <w:szCs w:val="18"/>
+              </w:rPr>
+              <w:t xml:space="preserve">, </w:t>
+            </w:r>
+            <w:r>
+              <w:rPr>
+                <w:rFonts w:ascii="Consolas" w:cs="Consolas" w:eastAsia="Consolas" w:hAnsi="Consolas"/>
+                <w:color w:val="1F2937"/>
+                <w:sz w:val="16"/>
+                <w:szCs w:val="16"/>
+              </w:rPr>
+              <w:t xml:space="preserve">UNBOUNDED_CONSUMPTION</w:t>
+            </w:r>
+            <w:r>
+              <w:rPr>
+                <w:color w:val="1F2937"/>
+                <w:sz w:val="18"/>
+                <w:szCs w:val="18"/>
+              </w:rPr>
+              <w:t xml:space="preserve">)</w:t>
+            </w:r>
+          </w:p>
+        </w:tc>
+      </w:tr>
+      <w:tr>
+        <w:trPr>
+          <w:cantSplit/>
+        </w:trPr>
+        <w:tc>
+          <w:tcPr>
+            <w:tcW w:type="dxa" w:w="3100"/>
+            <w:tcMar>
+              <w:top w:type="dxa" w:w="70"/>
+              <w:left w:type="dxa" w:w="110"/>
+              <w:bottom w:type="dxa" w:w="70"/>
+              <w:right w:type="dxa" w:w="110"/>
+            </w:tcMar>
+          </w:tcPr>
+          <w:p>
+            <w:pPr>
+              <w:spacing w:after="0" w:line="252"/>
+            </w:pPr>
+            <w:r>
+              <w:rPr>
+                <w:rFonts w:ascii="Consolas" w:cs="Consolas" w:eastAsia="Consolas" w:hAnsi="Consolas"/>
+                <w:color w:val="1F2937"/>
+                <w:sz w:val="16"/>
+                <w:szCs w:val="16"/>
+              </w:rPr>
+              <w:t xml:space="preserve">flag_only_types</w:t>
+            </w:r>
+          </w:p>
+        </w:tc>
+        <w:tc>
+          <w:tcPr>
+            <w:tcW w:type="dxa" w:w="6538"/>
+            <w:tcMar>
+              <w:top w:type="dxa" w:w="70"/>
+              <w:left w:type="dxa" w:w="110"/>
+              <w:bottom w:type="dxa" w:w="70"/>
+              <w:right w:type="dxa" w:w="110"/>
+            </w:tcMar>
+          </w:tcPr>
+          <w:p>
+            <w:pPr>
+              <w:spacing w:after="0" w:line="252"/>
+            </w:pPr>
+            <w:r>
+              <w:rPr>
+                <w:color w:val="1F2937"/>
+                <w:sz w:val="18"/>
+                <w:szCs w:val="18"/>
+              </w:rPr>
+              <w:t xml:space="preserve">Типы правил guardrail, которые только фиксируются, но не блокируют (например, </w:t>
+            </w:r>
+            <w:r>
+              <w:rPr>
+                <w:rFonts w:ascii="Consolas" w:cs="Consolas" w:eastAsia="Consolas" w:hAnsi="Consolas"/>
+                <w:color w:val="1F2937"/>
+                <w:sz w:val="16"/>
+                <w:szCs w:val="16"/>
+              </w:rPr>
+              <w:t xml:space="preserve">DANGEROUS_SQL</w:t>
+            </w:r>
+            <w:r>
+              <w:rPr>
+                <w:color w:val="1F2937"/>
+                <w:sz w:val="18"/>
+                <w:szCs w:val="18"/>
+              </w:rPr>
+              <w:t xml:space="preserve"> для разработчиков)</w:t>
+            </w:r>
+          </w:p>
+        </w:tc>
+      </w:tr>
+      <w:tr>
+        <w:trPr>
+          <w:cantSplit/>
+        </w:trPr>
+        <w:tc>
+          <w:tcPr>
+            <w:tcW w:type="dxa" w:w="3100"/>
+            <w:tcMar>
+              <w:top w:type="dxa" w:w="70"/>
+              <w:left w:type="dxa" w:w="110"/>
+              <w:bottom w:type="dxa" w:w="70"/>
+              <w:right w:type="dxa" w:w="110"/>
+            </w:tcMar>
+          </w:tcPr>
+          <w:p>
+            <w:pPr>
+              <w:spacing w:after="0" w:line="252"/>
+            </w:pPr>
+            <w:r>
+              <w:rPr>
+                <w:rFonts w:ascii="Consolas" w:cs="Consolas" w:eastAsia="Consolas" w:hAnsi="Consolas"/>
+                <w:color w:val="1F2937"/>
+                <w:sz w:val="16"/>
+                <w:szCs w:val="16"/>
+              </w:rPr>
+              <w:t xml:space="preserve">max_user_message_chars</w:t>
+            </w:r>
+          </w:p>
+        </w:tc>
+        <w:tc>
+          <w:tcPr>
+            <w:tcW w:type="dxa" w:w="6538"/>
+            <w:tcMar>
+              <w:top w:type="dxa" w:w="70"/>
+              <w:left w:type="dxa" w:w="110"/>
+              <w:bottom w:type="dxa" w:w="70"/>
+              <w:right w:type="dxa" w:w="110"/>
+            </w:tcMar>
+          </w:tcPr>
+          <w:p>
+            <w:pPr>
+              <w:spacing w:after="0" w:line="252"/>
+            </w:pPr>
+            <w:r>
+              <w:rPr>
+                <w:color w:val="1F2937"/>
+                <w:sz w:val="18"/>
+                <w:szCs w:val="18"/>
+              </w:rPr>
+              <w:t xml:space="preserve">Предельная длина последнего сообщения пользователя (30 000; 0 — без ограничения)</w:t>
             </w:r>
           </w:p>
         </w:tc>
@@ -3286,7 +4112,7 @@
         <w:pStyle w:val="Heading2"/>
       </w:pPr>
       <w:r>
-        <w:t xml:space="preserve">3.7. Развёртывание</w:t>
+        <w:t xml:space="preserve">3.8. Развёртывание</w:t>
       </w:r>
     </w:p>
     <w:p>
@@ -3886,7 +4712,7 @@
         <w:pStyle w:val="Heading2"/>
       </w:pPr>
       <w:r>
-        <w:t xml:space="preserve">3.8. Журналирование</w:t>
+        <w:t xml:space="preserve">3.9. Журналирование</w:t>
       </w:r>
     </w:p>
     <w:p>
@@ -3904,7 +4730,7 @@
         <w:pStyle w:val="Heading2"/>
       </w:pPr>
       <w:r>
-        <w:t xml:space="preserve">3.9. Фильтр Open WebUI (необязательный)</w:t>
+        <w:t xml:space="preserve">3.10. Фильтр Open WebUI (необязательный)</w:t>
       </w:r>
     </w:p>
     <w:p>
@@ -3923,18 +4749,7 @@
         <w:t xml:space="preserve">openwebui_filter.py</w:t>
       </w:r>
       <w:r>
-        <w:t xml:space="preserve"> устанавливается в Open WebUI как глобальная функция-фильтр и обращается к методу gateway </w:t>
-      </w:r>
-      <w:r>
-        <w:rPr>
-          <w:rFonts w:ascii="Consolas" w:cs="Consolas" w:eastAsia="Consolas" w:hAnsi="Consolas"/>
-          <w:sz w:val="19"/>
-          <w:szCs w:val="19"/>
-        </w:rPr>
-        <w:t xml:space="preserve">/v1/scan/text</w:t>
-      </w:r>
-      <w:r>
-        <w:t xml:space="preserve">:</w:t>
+        <w:t xml:space="preserve"> устанавливается в Open WebUI как глобальная функция-фильтр и обращается к API gateway:</w:t>
       </w:r>
     </w:p>
     <w:p>
@@ -3955,7 +4770,18 @@
         <w:t xml:space="preserve">inlet()</w:t>
       </w:r>
       <w:r>
-        <w:t xml:space="preserve"> проверяет последнее сообщение пользователя;</w:t>
+        <w:t xml:space="preserve"> проверяет последнее сообщение пользователя (метод </w:t>
+      </w:r>
+      <w:r>
+        <w:rPr>
+          <w:rFonts w:ascii="Consolas" w:cs="Consolas" w:eastAsia="Consolas" w:hAnsi="Consolas"/>
+          <w:sz w:val="19"/>
+          <w:szCs w:val="19"/>
+        </w:rPr>
+        <w:t xml:space="preserve">/v1/scan/text</w:t>
+      </w:r>
+      <w:r>
+        <w:t xml:space="preserve">);</w:t>
       </w:r>
     </w:p>
     <w:p>
@@ -3976,7 +4802,18 @@
         <w:t xml:space="preserve">request()</w:t>
       </w:r>
       <w:r>
-        <w:t xml:space="preserve"> проверяет весь запрос непосредственно перед отправкой в модель, включая фрагменты документов, добавленные RAG;</w:t>
+        <w:t xml:space="preserve"> проверяет весь диалог с ролями непосредственно перед отправкой в модель (метод </w:t>
+      </w:r>
+      <w:r>
+        <w:rPr>
+          <w:rFonts w:ascii="Consolas" w:cs="Consolas" w:eastAsia="Consolas" w:hAnsi="Consolas"/>
+          <w:sz w:val="19"/>
+          <w:szCs w:val="19"/>
+        </w:rPr>
+        <w:t xml:space="preserve">/v1/scan/messages</w:t>
+      </w:r>
+      <w:r>
+        <w:t xml:space="preserve">), включая фрагменты документов, добавленные RAG;</w:t>
       </w:r>
     </w:p>
     <w:p>
@@ -4149,6 +4986,30 @@
       </w:pPr>
       <w:r>
         <w:t xml:space="preserve">Проверяются только запросы; ответы модели guardrail пропускает.</w:t>
+      </w:r>
+    </w:p>
+    <w:p>
+      <w:pPr>
+        <w:pStyle w:val="ListParagraph"/>
+        <w:numPr>
+          <w:ilvl w:val="0"/>
+          <w:numId w:val="2"/>
+        </w:numPr>
+        <w:spacing w:after="60"/>
+      </w:pPr>
+      <w:r>
+        <w:t xml:space="preserve">Те же таблицы правил использует gateway (</w:t>
+      </w:r>
+      <w:r>
+        <w:rPr>
+          <w:rFonts w:ascii="Consolas" w:cs="Consolas" w:eastAsia="Consolas" w:hAnsi="Consolas"/>
+          <w:sz w:val="19"/>
+          <w:szCs w:val="19"/>
+        </w:rPr>
+        <w:t xml:space="preserve">security-gateway/guardrail_rules.py</w:t>
+      </w:r>
+      <w:r>
+        <w:t xml:space="preserve">); при изменении правил обновляются оба файла, автотест проверяет их совпадение.</w:t>
       </w:r>
     </w:p>
     <w:p>
@@ -6985,7 +7846,7 @@
                 <w:sz w:val="18"/>
                 <w:szCs w:val="18"/>
               </w:rPr>
-              <w:t xml:space="preserve">Presidio, контрольные суммы, Natasha (ФИО)</w:t>
+              <w:t xml:space="preserve">Presidio, контрольные суммы, Natasha (ФИО), правила guardrail</w:t>
             </w:r>
           </w:p>
         </w:tc>
@@ -7062,7 +7923,7 @@
                 <w:sz w:val="18"/>
                 <w:szCs w:val="18"/>
               </w:rPr>
-              <w:t xml:space="preserve">Gitleaks (широкий набор правил)</w:t>
+              <w:t xml:space="preserve">Gitleaks и правила guardrail</w:t>
             </w:r>
           </w:p>
         </w:tc>
@@ -7233,7 +8094,7 @@
                 <w:sz w:val="18"/>
                 <w:szCs w:val="18"/>
               </w:rPr>
-              <w:t xml:space="preserve">Базовые правила</w:t>
+              <w:t xml:space="preserve">Правила guardrail с учётом ролей</w:t>
             </w:r>
           </w:p>
         </w:tc>
@@ -7257,7 +8118,7 @@
                 <w:sz w:val="18"/>
                 <w:szCs w:val="18"/>
               </w:rPr>
-              <w:t xml:space="preserve">Расширенные правила с учётом ролей сообщений</w:t>
+              <w:t xml:space="preserve">Правила guardrail с учётом ролей</w:t>
             </w:r>
           </w:p>
         </w:tc>
@@ -7310,7 +8171,7 @@
                 <w:sz w:val="18"/>
                 <w:szCs w:val="18"/>
               </w:rPr>
-              <w:t xml:space="preserve">Нет</w:t>
+              <w:t xml:space="preserve">Есть (те же правила)</w:t>
             </w:r>
           </w:p>
         </w:tc>
@@ -7335,6 +8196,187 @@
                 <w:szCs w:val="18"/>
               </w:rPr>
               <w:t xml:space="preserve">Есть</w:t>
+            </w:r>
+          </w:p>
+        </w:tc>
+      </w:tr>
+      <w:tr>
+        <w:trPr>
+          <w:cantSplit/>
+        </w:trPr>
+        <w:tc>
+          <w:tcPr>
+            <w:tcW w:type="dxa" w:w="2600"/>
+            <w:tcMar>
+              <w:top w:type="dxa" w:w="70"/>
+              <w:left w:type="dxa" w:w="110"/>
+              <w:bottom w:type="dxa" w:w="70"/>
+              <w:right w:type="dxa" w:w="110"/>
+            </w:tcMar>
+          </w:tcPr>
+          <w:p>
+            <w:pPr>
+              <w:spacing w:after="0" w:line="252"/>
+            </w:pPr>
+            <w:r>
+              <w:rPr>
+                <w:color w:val="1F2937"/>
+                <w:sz w:val="18"/>
+                <w:szCs w:val="18"/>
+              </w:rPr>
+              <w:t xml:space="preserve">ПДн в сообщениях assistant</w:t>
+            </w:r>
+          </w:p>
+        </w:tc>
+        <w:tc>
+          <w:tcPr>
+            <w:tcW w:type="dxa" w:w="3519"/>
+            <w:tcMar>
+              <w:top w:type="dxa" w:w="70"/>
+              <w:left w:type="dxa" w:w="110"/>
+              <w:bottom w:type="dxa" w:w="70"/>
+              <w:right w:type="dxa" w:w="110"/>
+            </w:tcMar>
+          </w:tcPr>
+          <w:p>
+            <w:pPr>
+              <w:spacing w:after="0" w:line="252"/>
+            </w:pPr>
+            <w:r>
+              <w:rPr>
+                <w:color w:val="1F2937"/>
+                <w:sz w:val="18"/>
+                <w:szCs w:val="18"/>
+              </w:rPr>
+              <w:t xml:space="preserve">Проверяются</w:t>
+            </w:r>
+          </w:p>
+        </w:tc>
+        <w:tc>
+          <w:tcPr>
+            <w:tcW w:type="dxa" w:w="3519"/>
+            <w:tcMar>
+              <w:top w:type="dxa" w:w="70"/>
+              <w:left w:type="dxa" w:w="110"/>
+              <w:bottom w:type="dxa" w:w="70"/>
+              <w:right w:type="dxa" w:w="110"/>
+            </w:tcMar>
+          </w:tcPr>
+          <w:p>
+            <w:pPr>
+              <w:spacing w:after="0" w:line="252"/>
+            </w:pPr>
+            <w:r>
+              <w:rPr>
+                <w:color w:val="1F2937"/>
+                <w:sz w:val="18"/>
+                <w:szCs w:val="18"/>
+              </w:rPr>
+              <w:t xml:space="preserve">Не проверяются</w:t>
+            </w:r>
+          </w:p>
+        </w:tc>
+      </w:tr>
+      <w:tr>
+        <w:trPr>
+          <w:cantSplit/>
+        </w:trPr>
+        <w:tc>
+          <w:tcPr>
+            <w:tcW w:type="dxa" w:w="2600"/>
+            <w:tcMar>
+              <w:top w:type="dxa" w:w="70"/>
+              <w:left w:type="dxa" w:w="110"/>
+              <w:bottom w:type="dxa" w:w="70"/>
+              <w:right w:type="dxa" w:w="110"/>
+            </w:tcMar>
+          </w:tcPr>
+          <w:p>
+            <w:pPr>
+              <w:spacing w:after="0" w:line="252"/>
+            </w:pPr>
+            <w:r>
+              <w:rPr>
+                <w:color w:val="1F2937"/>
+                <w:sz w:val="18"/>
+                <w:szCs w:val="18"/>
+              </w:rPr>
+              <w:t xml:space="preserve">Настройка «только фиксировать»</w:t>
+            </w:r>
+          </w:p>
+        </w:tc>
+        <w:tc>
+          <w:tcPr>
+            <w:tcW w:type="dxa" w:w="3519"/>
+            <w:tcMar>
+              <w:top w:type="dxa" w:w="70"/>
+              <w:left w:type="dxa" w:w="110"/>
+              <w:bottom w:type="dxa" w:w="70"/>
+              <w:right w:type="dxa" w:w="110"/>
+            </w:tcMar>
+          </w:tcPr>
+          <w:p>
+            <w:pPr>
+              <w:spacing w:after="0" w:line="252"/>
+            </w:pPr>
+            <w:r>
+              <w:rPr>
+                <w:rFonts w:ascii="Consolas" w:cs="Consolas" w:eastAsia="Consolas" w:hAnsi="Consolas"/>
+                <w:color w:val="1F2937"/>
+                <w:sz w:val="16"/>
+                <w:szCs w:val="16"/>
+              </w:rPr>
+              <w:t xml:space="preserve">flag_only_types</w:t>
+            </w:r>
+            <w:r>
+              <w:rPr>
+                <w:color w:val="1F2937"/>
+                <w:sz w:val="18"/>
+                <w:szCs w:val="18"/>
+              </w:rPr>
+              <w:t xml:space="preserve"> в </w:t>
+            </w:r>
+            <w:r>
+              <w:rPr>
+                <w:rFonts w:ascii="Consolas" w:cs="Consolas" w:eastAsia="Consolas" w:hAnsi="Consolas"/>
+                <w:color w:val="1F2937"/>
+                <w:sz w:val="16"/>
+                <w:szCs w:val="16"/>
+              </w:rPr>
+              <w:t xml:space="preserve">policy.yaml</w:t>
+            </w:r>
+          </w:p>
+        </w:tc>
+        <w:tc>
+          <w:tcPr>
+            <w:tcW w:type="dxa" w:w="3519"/>
+            <w:tcMar>
+              <w:top w:type="dxa" w:w="70"/>
+              <w:left w:type="dxa" w:w="110"/>
+              <w:bottom w:type="dxa" w:w="70"/>
+              <w:right w:type="dxa" w:w="110"/>
+            </w:tcMar>
+          </w:tcPr>
+          <w:p>
+            <w:pPr>
+              <w:spacing w:after="0" w:line="252"/>
+            </w:pPr>
+            <w:r>
+              <w:rPr>
+                <w:rFonts w:ascii="Consolas" w:cs="Consolas" w:eastAsia="Consolas" w:hAnsi="Consolas"/>
+                <w:color w:val="1F2937"/>
+                <w:sz w:val="16"/>
+                <w:szCs w:val="16"/>
+              </w:rPr>
+              <w:t xml:space="preserve">FLAG_ONLY_TYPES</w:t>
+            </w:r>
+            <w:r>
+              <w:rPr>
+                <w:color w:val="1F2937"/>
+                <w:sz w:val="18"/>
+                <w:szCs w:val="18"/>
+              </w:rPr>
+              <w:t xml:space="preserve"> в коде</w:t>
             </w:r>
           </w:p>
         </w:tc>
@@ -7624,7 +8666,7 @@
         <w:spacing w:after="60"/>
       </w:pPr>
       <w:r>
-        <w:t xml:space="preserve">Файлы, загруженные в Open WebUI, не помещаются в карантин автоматически — см. раздел 3.4.</w:t>
+        <w:t xml:space="preserve">Файлы, загруженные в Open WebUI, не помещаются в карантин автоматически — см. раздел 3.5.</w:t>
       </w:r>
     </w:p>
     <w:p>
@@ -7982,7 +9024,7 @@
         <w:spacing w:after="60"/>
       </w:pPr>
       <w:r>
-        <w:t xml:space="preserve">Gateway — 69 тестов: детекторы, прокси, потоковые ответы, проверка файлов. Запуск: </w:t>
+        <w:t xml:space="preserve">Gateway — 161 тест: детекторы, прокси, потоковые ответы, проверка файлов, роли сообщений, совпадение правил с guardrail и общий корпус атак (51) и обычных запросов (21). Запуск: </w:t>
       </w:r>
       <w:r>
         <w:rPr>
